--- a/docs/studyguides/quadraticformula.docx
+++ b/docs/studyguides/quadraticformula.docx
@@ -99,7 +99,7 @@
         </w:rPr>
         <w:t xml:space="preserve"> </w:t>
       </w:r>
-      <w:hyperlink r:id="rId20">
+      <w:hyperlink r:id="rId9">
         <w:r>
           <w:rPr>
             <w:rStyle w:val="Hyperlink"/>
@@ -117,7 +117,7 @@
         <w:t xml:space="preserve">.</w:t>
       </w:r>
     </w:p>
-    <w:bookmarkStart w:id="26" w:name="what-is-the-quadratic-formula"/>
+    <w:bookmarkStart w:id="15" w:name="what-is-the-quadratic-formula"/>
     <w:p>
       <w:pPr>
         <w:pStyle w:val="Heading1"/>
@@ -265,18 +265,18 @@
                 <wp:inline>
                   <wp:extent cx="152400" cy="152400"/>
                   <wp:effectExtent b="0" l="0" r="0" t="0"/>
-                  <wp:docPr descr="" title="" id="22" name="Picture"/>
+                  <wp:docPr descr="" title="" id="11" name="Picture"/>
                   <a:graphic>
                     <a:graphicData uri="http://schemas.openxmlformats.org/drawingml/2006/picture">
                       <pic:pic>
                         <pic:nvPicPr>
-                          <pic:cNvPr descr="/Applications/quarto/share/formats/docx/note.png" id="23" name="Picture"/>
+                          <pic:cNvPr descr="/Applications/quarto/share/formats/docx/note.png" id="12" name="Picture"/>
                           <pic:cNvPicPr>
                             <a:picLocks noChangeArrowheads="1" noChangeAspect="1"/>
                           </pic:cNvPicPr>
                         </pic:nvPicPr>
                         <pic:blipFill>
-                          <a:blip r:embed="rId21"/>
+                          <a:blip r:embed="rId10"/>
                           <a:stretch>
                             <a:fillRect/>
                           </a:stretch>
@@ -509,14 +509,45 @@
               <w:t xml:space="preserve"> </w:t>
             </w:r>
             <m:oMath>
-              <m:d>
-                <m:dPr>
-                  <m:begChr m:val="("/>
-                  <m:sepChr m:val=""/>
-                  <m:endChr m:val=")"/>
-                  <m:grow/>
-                </m:dPr>
+              <m:r>
+                <m:rPr>
+                  <m:sty m:val="p"/>
+                </m:rPr>
+                <m:t>(</m:t>
+              </m:r>
+              <m:r>
+                <m:rPr>
+                  <m:sty m:val="p"/>
+                </m:rPr>
+                <m:t>−</m:t>
+              </m:r>
+              <m:r>
+                <m:t>b</m:t>
+              </m:r>
+              <m:r>
+                <m:rPr>
+                  <m:sty m:val="p"/>
+                </m:rPr>
+                <m:t>+</m:t>
+              </m:r>
+              <m:rad>
+                <m:radPr>
+                  <m:degHide m:val="on"/>
+                </m:radPr>
+                <m:deg/>
                 <m:e>
+                  <m:sSup>
+                    <m:e>
+                      <m:r>
+                        <m:t>b</m:t>
+                      </m:r>
+                    </m:e>
+                    <m:sup>
+                      <m:r>
+                        <m:t>2</m:t>
+                      </m:r>
+                    </m:sup>
+                  </m:sSup>
                   <m:r>
                     <m:rPr>
                       <m:sty m:val="p"/>
@@ -524,82 +555,84 @@
                     <m:t>−</m:t>
                   </m:r>
                   <m:r>
-                    <m:t>b</m:t>
+                    <m:t>4</m:t>
                   </m:r>
                   <m:r>
-                    <m:rPr>
-                      <m:sty m:val="p"/>
-                    </m:rPr>
-                    <m:t>+</m:t>
+                    <m:t>a</m:t>
                   </m:r>
-                  <m:rad>
-                    <m:radPr>
-                      <m:degHide m:val="on"/>
-                    </m:radPr>
-                    <m:deg/>
+                  <m:r>
+                    <m:t>c</m:t>
+                  </m:r>
+                </m:e>
+              </m:rad>
+              <m:r>
+                <m:rPr>
+                  <m:sty m:val="p"/>
+                </m:rPr>
+                <m:t>)</m:t>
+              </m:r>
+              <m:r>
+                <m:rPr>
+                  <m:sty m:val="p"/>
+                </m:rPr>
+                <m:t>/</m:t>
+              </m:r>
+              <m:r>
+                <m:t>2</m:t>
+              </m:r>
+              <m:r>
+                <m:t>a</m:t>
+              </m:r>
+            </m:oMath>
+            <w:r>
+              <w:t xml:space="preserve"> </w:t>
+            </w:r>
+            <w:r>
+              <w:t xml:space="preserve">and the other given by the term</w:t>
+            </w:r>
+            <w:r>
+              <w:t xml:space="preserve"> </w:t>
+            </w:r>
+            <m:oMath>
+              <m:r>
+                <m:rPr>
+                  <m:sty m:val="p"/>
+                </m:rPr>
+                <m:t>(</m:t>
+              </m:r>
+              <m:r>
+                <m:rPr>
+                  <m:sty m:val="p"/>
+                </m:rPr>
+                <m:t>−</m:t>
+              </m:r>
+              <m:r>
+                <m:t>b</m:t>
+              </m:r>
+              <m:r>
+                <m:rPr>
+                  <m:sty m:val="p"/>
+                </m:rPr>
+                <m:t>−</m:t>
+              </m:r>
+              <m:rad>
+                <m:radPr>
+                  <m:degHide m:val="on"/>
+                </m:radPr>
+                <m:deg/>
+                <m:e>
+                  <m:sSup>
                     <m:e>
-                      <m:sSup>
-                        <m:e>
-                          <m:r>
-                            <m:t>b</m:t>
-                          </m:r>
-                        </m:e>
-                        <m:sup>
-                          <m:r>
-                            <m:t>2</m:t>
-                          </m:r>
-                        </m:sup>
-                      </m:sSup>
                       <m:r>
-                        <m:rPr>
-                          <m:sty m:val="p"/>
-                        </m:rPr>
-                        <m:t>−</m:t>
-                      </m:r>
-                      <m:r>
-                        <m:t>4</m:t>
-                      </m:r>
-                      <m:r>
-                        <m:t>a</m:t>
-                      </m:r>
-                      <m:r>
-                        <m:t>c</m:t>
+                        <m:t>b</m:t>
                       </m:r>
                     </m:e>
-                  </m:rad>
-                </m:e>
-              </m:d>
-              <m:r>
-                <m:rPr>
-                  <m:sty m:val="p"/>
-                </m:rPr>
-                <m:t>/</m:t>
-              </m:r>
-              <m:r>
-                <m:t>2</m:t>
-              </m:r>
-              <m:r>
-                <m:t>a</m:t>
-              </m:r>
-            </m:oMath>
-            <w:r>
-              <w:t xml:space="preserve"> </w:t>
-            </w:r>
-            <w:r>
-              <w:t xml:space="preserve">and the other given by the term</w:t>
-            </w:r>
-            <w:r>
-              <w:t xml:space="preserve"> </w:t>
-            </w:r>
-            <m:oMath>
-              <m:d>
-                <m:dPr>
-                  <m:begChr m:val="("/>
-                  <m:sepChr m:val=""/>
-                  <m:endChr m:val=")"/>
-                  <m:grow/>
-                </m:dPr>
-                <m:e>
+                    <m:sup>
+                      <m:r>
+                        <m:t>2</m:t>
+                      </m:r>
+                    </m:sup>
+                  </m:sSup>
                   <m:r>
                     <m:rPr>
                       <m:sty m:val="p"/>
@@ -607,51 +640,22 @@
                     <m:t>−</m:t>
                   </m:r>
                   <m:r>
-                    <m:t>b</m:t>
+                    <m:t>4</m:t>
                   </m:r>
                   <m:r>
-                    <m:rPr>
-                      <m:sty m:val="p"/>
-                    </m:rPr>
-                    <m:t>−</m:t>
+                    <m:t>a</m:t>
                   </m:r>
-                  <m:rad>
-                    <m:radPr>
-                      <m:degHide m:val="on"/>
-                    </m:radPr>
-                    <m:deg/>
-                    <m:e>
-                      <m:sSup>
-                        <m:e>
-                          <m:r>
-                            <m:t>b</m:t>
-                          </m:r>
-                        </m:e>
-                        <m:sup>
-                          <m:r>
-                            <m:t>2</m:t>
-                          </m:r>
-                        </m:sup>
-                      </m:sSup>
-                      <m:r>
-                        <m:rPr>
-                          <m:sty m:val="p"/>
-                        </m:rPr>
-                        <m:t>−</m:t>
-                      </m:r>
-                      <m:r>
-                        <m:t>4</m:t>
-                      </m:r>
-                      <m:r>
-                        <m:t>a</m:t>
-                      </m:r>
-                      <m:r>
-                        <m:t>c</m:t>
-                      </m:r>
-                    </m:e>
-                  </m:rad>
+                  <m:r>
+                    <m:t>c</m:t>
+                  </m:r>
                 </m:e>
-              </m:d>
+              </m:rad>
+              <m:r>
+                <m:rPr>
+                  <m:sty m:val="p"/>
+                </m:rPr>
+                <m:t>)</m:t>
+              </m:r>
               <m:r>
                 <m:rPr>
                   <m:sty m:val="p"/>
@@ -683,7 +687,7 @@
       <w:r>
         <w:t xml:space="preserve"> </w:t>
       </w:r>
-      <w:hyperlink r:id="rId20">
+      <w:hyperlink r:id="rId9">
         <w:r>
           <w:rPr>
             <w:rStyle w:val="Hyperlink"/>
@@ -752,7 +756,7 @@
       <w:r>
         <w:t xml:space="preserve"> </w:t>
       </w:r>
-      <w:hyperlink r:id="rId24">
+      <w:hyperlink r:id="rId13">
         <w:r>
           <w:rPr>
             <w:rStyle w:val="Hyperlink"/>
@@ -764,7 +768,7 @@
         <w:t xml:space="preserve">.</w:t>
       </w:r>
     </w:p>
-    <w:bookmarkStart w:id="25" w:name="why-use-the-quadratic-formula"/>
+    <w:bookmarkStart w:id="14" w:name="why-use-the-quadratic-formula"/>
     <w:p>
       <w:pPr>
         <w:pStyle w:val="Heading2"/>
@@ -790,19 +794,21 @@
           <m:jc m:val="center"/>
         </m:oMathParaPr>
         <m:oMath>
-          <m:d>
-            <m:dPr>
-              <m:begChr m:val="("/>
-              <m:sepChr m:val=""/>
-              <m:endChr m:val=")"/>
-              <m:grow/>
-            </m:dPr>
-            <m:e>
-              <m:r>
-                <m:t>1</m:t>
-              </m:r>
-            </m:e>
-          </m:d>
+          <m:r>
+            <m:rPr>
+              <m:sty m:val="p"/>
+            </m:rPr>
+            <m:t>(</m:t>
+          </m:r>
+          <m:r>
+            <m:t>1</m:t>
+          </m:r>
+          <m:r>
+            <m:rPr>
+              <m:sty m:val="p"/>
+            </m:rPr>
+            <m:t>)</m:t>
+          </m:r>
           <m:r>
             <m:t> </m:t>
           </m:r>
@@ -854,19 +860,21 @@
           <m:r>
             <m:t>  </m:t>
           </m:r>
-          <m:d>
-            <m:dPr>
-              <m:begChr m:val="("/>
-              <m:sepChr m:val=""/>
-              <m:endChr m:val=")"/>
-              <m:grow/>
-            </m:dPr>
-            <m:e>
-              <m:r>
-                <m:t>2</m:t>
-              </m:r>
-            </m:e>
-          </m:d>
+          <m:r>
+            <m:rPr>
+              <m:sty m:val="p"/>
+            </m:rPr>
+            <m:t>(</m:t>
+          </m:r>
+          <m:r>
+            <m:t>2</m:t>
+          </m:r>
+          <m:r>
+            <m:rPr>
+              <m:sty m:val="p"/>
+            </m:rPr>
+            <m:t>)</m:t>
+          </m:r>
           <m:r>
             <m:t> </m:t>
           </m:r>
@@ -972,19 +980,21 @@
         <w:t xml:space="preserve"> </w:t>
       </w:r>
       <m:oMath>
-        <m:d>
-          <m:dPr>
-            <m:begChr m:val="("/>
-            <m:sepChr m:val=""/>
-            <m:endChr m:val=")"/>
-            <m:grow/>
-          </m:dPr>
-          <m:e>
-            <m:r>
-              <m:t>1</m:t>
-            </m:r>
-          </m:e>
-        </m:d>
+        <m:r>
+          <m:rPr>
+            <m:sty m:val="p"/>
+          </m:rPr>
+          <m:t>(</m:t>
+        </m:r>
+        <m:r>
+          <m:t>1</m:t>
+        </m:r>
+        <m:r>
+          <m:rPr>
+            <m:sty m:val="p"/>
+          </m:rPr>
+          <m:t>)</m:t>
+        </m:r>
       </m:oMath>
       <w:r>
         <w:t xml:space="preserve">, and</w:t>
@@ -1016,19 +1026,21 @@
         <w:t xml:space="preserve"> </w:t>
       </w:r>
       <m:oMath>
-        <m:d>
-          <m:dPr>
-            <m:begChr m:val="("/>
-            <m:sepChr m:val=""/>
-            <m:endChr m:val=")"/>
-            <m:grow/>
-          </m:dPr>
-          <m:e>
-            <m:r>
-              <m:t>2</m:t>
-            </m:r>
-          </m:e>
-        </m:d>
+        <m:r>
+          <m:rPr>
+            <m:sty m:val="p"/>
+          </m:rPr>
+          <m:t>(</m:t>
+        </m:r>
+        <m:r>
+          <m:t>2</m:t>
+        </m:r>
+        <m:r>
+          <m:rPr>
+            <m:sty m:val="p"/>
+          </m:rPr>
+          <m:t>)</m:t>
+        </m:r>
       </m:oMath>
       <w:r>
         <w:t xml:space="preserve">. The solutions to</w:t>
@@ -1037,19 +1049,21 @@
         <w:t xml:space="preserve"> </w:t>
       </w:r>
       <m:oMath>
-        <m:d>
-          <m:dPr>
-            <m:begChr m:val="("/>
-            <m:sepChr m:val=""/>
-            <m:endChr m:val=")"/>
-            <m:grow/>
-          </m:dPr>
-          <m:e>
-            <m:r>
-              <m:t>1</m:t>
-            </m:r>
-          </m:e>
-        </m:d>
+        <m:r>
+          <m:rPr>
+            <m:sty m:val="p"/>
+          </m:rPr>
+          <m:t>(</m:t>
+        </m:r>
+        <m:r>
+          <m:t>1</m:t>
+        </m:r>
+        <m:r>
+          <m:rPr>
+            <m:sty m:val="p"/>
+          </m:rPr>
+          <m:t>)</m:t>
+        </m:r>
       </m:oMath>
       <w:r>
         <w:t xml:space="preserve"> </w:t>
@@ -1116,19 +1130,21 @@
         <w:t xml:space="preserve"> </w:t>
       </w:r>
       <m:oMath>
-        <m:d>
-          <m:dPr>
-            <m:begChr m:val="("/>
-            <m:sepChr m:val=""/>
-            <m:endChr m:val=")"/>
-            <m:grow/>
-          </m:dPr>
-          <m:e>
-            <m:r>
-              <m:t>2</m:t>
-            </m:r>
-          </m:e>
-        </m:d>
+        <m:r>
+          <m:rPr>
+            <m:sty m:val="p"/>
+          </m:rPr>
+          <m:t>(</m:t>
+        </m:r>
+        <m:r>
+          <m:t>2</m:t>
+        </m:r>
+        <m:r>
+          <m:rPr>
+            <m:sty m:val="p"/>
+          </m:rPr>
+          <m:t>)</m:t>
+        </m:r>
       </m:oMath>
       <w:r>
         <w:t xml:space="preserve"> </w:t>
@@ -1187,8 +1203,8 @@
           <m:r>
             <m:rPr>
               <m:nor/>
+              <m:scr m:val="sans-serif"/>
               <m:sty m:val="p"/>
-              <m:scr m:val="sans-serif"/>
             </m:rPr>
             <m:t> and </m:t>
           </m:r>
@@ -1311,9 +1327,9 @@
         <w:t xml:space="preserve">.</w:t>
       </w:r>
     </w:p>
-    <w:bookmarkEnd w:id="25"/>
-    <w:bookmarkEnd w:id="26"/>
-    <w:bookmarkStart w:id="44" w:name="using-the-quadratic-formula"/>
+    <w:bookmarkEnd w:id="14"/>
+    <w:bookmarkEnd w:id="15"/>
+    <w:bookmarkStart w:id="33" w:name="using-the-quadratic-formula"/>
     <w:p>
       <w:pPr>
         <w:pStyle w:val="Heading1"/>
@@ -1361,7 +1377,7 @@
       <w:r>
         <w:t xml:space="preserve"> </w:t>
       </w:r>
-      <w:hyperlink r:id="rId20">
+      <w:hyperlink r:id="rId9">
         <w:r>
           <w:rPr>
             <w:rStyle w:val="Hyperlink"/>
@@ -1421,18 +1437,18 @@
                 <wp:inline>
                   <wp:extent cx="152400" cy="152400"/>
                   <wp:effectExtent b="0" l="0" r="0" t="0"/>
-                  <wp:docPr descr="" title="" id="27" name="Picture"/>
+                  <wp:docPr descr="" title="" id="16" name="Picture"/>
                   <a:graphic>
                     <a:graphicData uri="http://schemas.openxmlformats.org/drawingml/2006/picture">
                       <pic:pic>
                         <pic:nvPicPr>
-                          <pic:cNvPr descr="/Applications/quarto/share/formats/docx/note.png" id="28" name="Picture"/>
+                          <pic:cNvPr descr="/Applications/quarto/share/formats/docx/note.png" id="17" name="Picture"/>
                           <pic:cNvPicPr>
                             <a:picLocks noChangeArrowheads="1" noChangeAspect="1"/>
                           </pic:cNvPicPr>
                         </pic:nvPicPr>
                         <pic:blipFill>
-                          <a:blip r:embed="rId21"/>
+                          <a:blip r:embed="rId10"/>
                           <a:stretch>
                             <a:fillRect/>
                           </a:stretch>
@@ -1601,50 +1617,54 @@
               <w:t xml:space="preserve"> </w:t>
             </w:r>
             <m:oMath>
-              <m:d>
-                <m:dPr>
-                  <m:begChr m:val="("/>
-                  <m:sepChr m:val=""/>
-                  <m:endChr m:val=")"/>
-                  <m:grow/>
-                </m:dPr>
-                <m:e>
-                  <m:r>
-                    <m:t>x</m:t>
-                  </m:r>
-                  <m:r>
-                    <m:rPr>
-                      <m:sty m:val="p"/>
-                    </m:rPr>
-                    <m:t>−</m:t>
-                  </m:r>
-                  <m:r>
-                    <m:t>2</m:t>
-                  </m:r>
-                </m:e>
-              </m:d>
-              <m:d>
-                <m:dPr>
-                  <m:begChr m:val="("/>
-                  <m:sepChr m:val=""/>
-                  <m:endChr m:val=")"/>
-                  <m:grow/>
-                </m:dPr>
-                <m:e>
-                  <m:r>
-                    <m:t>x</m:t>
-                  </m:r>
-                  <m:r>
-                    <m:rPr>
-                      <m:sty m:val="p"/>
-                    </m:rPr>
-                    <m:t>−</m:t>
-                  </m:r>
-                  <m:r>
-                    <m:t>3</m:t>
-                  </m:r>
-                </m:e>
-              </m:d>
+              <m:r>
+                <m:rPr>
+                  <m:sty m:val="p"/>
+                </m:rPr>
+                <m:t>(</m:t>
+              </m:r>
+              <m:r>
+                <m:t>x</m:t>
+              </m:r>
+              <m:r>
+                <m:rPr>
+                  <m:sty m:val="p"/>
+                </m:rPr>
+                <m:t>−</m:t>
+              </m:r>
+              <m:r>
+                <m:t>2</m:t>
+              </m:r>
+              <m:r>
+                <m:rPr>
+                  <m:sty m:val="p"/>
+                </m:rPr>
+                <m:t>)</m:t>
+              </m:r>
+              <m:r>
+                <m:rPr>
+                  <m:sty m:val="p"/>
+                </m:rPr>
+                <m:t>(</m:t>
+              </m:r>
+              <m:r>
+                <m:t>x</m:t>
+              </m:r>
+              <m:r>
+                <m:rPr>
+                  <m:sty m:val="p"/>
+                </m:rPr>
+                <m:t>−</m:t>
+              </m:r>
+              <m:r>
+                <m:t>3</m:t>
+              </m:r>
+              <m:r>
+                <m:rPr>
+                  <m:sty m:val="p"/>
+                </m:rPr>
+                <m:t>)</m:t>
+              </m:r>
               <m:r>
                 <m:rPr>
                   <m:sty m:val="p"/>
@@ -1954,14 +1974,45 @@
                       </m:rPr>
                       <m:t>−</m:t>
                     </m:r>
-                    <m:d>
-                      <m:dPr>
-                        <m:begChr m:val="("/>
-                        <m:sepChr m:val=""/>
-                        <m:endChr m:val=")"/>
-                        <m:grow/>
-                      </m:dPr>
+                    <m:r>
+                      <m:rPr>
+                        <m:sty m:val="p"/>
+                      </m:rPr>
+                      <m:t>(</m:t>
+                    </m:r>
+                    <m:r>
+                      <m:rPr>
+                        <m:sty m:val="p"/>
+                      </m:rPr>
+                      <m:t>−</m:t>
+                    </m:r>
+                    <m:r>
+                      <m:t>5</m:t>
+                    </m:r>
+                    <m:r>
+                      <m:rPr>
+                        <m:sty m:val="p"/>
+                      </m:rPr>
+                      <m:t>)</m:t>
+                    </m:r>
+                    <m:r>
+                      <m:rPr>
+                        <m:sty m:val="p"/>
+                      </m:rPr>
+                      <m:t>±</m:t>
+                    </m:r>
+                    <m:rad>
+                      <m:radPr>
+                        <m:degHide m:val="on"/>
+                      </m:radPr>
+                      <m:deg/>
                       <m:e>
+                        <m:r>
+                          <m:rPr>
+                            <m:sty m:val="p"/>
+                          </m:rPr>
+                          <m:t>(</m:t>
+                        </m:r>
                         <m:r>
                           <m:rPr>
                             <m:sty m:val="p"/>
@@ -1971,41 +2022,14 @@
                         <m:r>
                           <m:t>5</m:t>
                         </m:r>
-                      </m:e>
-                    </m:d>
-                    <m:r>
-                      <m:rPr>
-                        <m:sty m:val="p"/>
-                      </m:rPr>
-                      <m:t>±</m:t>
-                    </m:r>
-                    <m:rad>
-                      <m:radPr>
-                        <m:degHide m:val="on"/>
-                      </m:radPr>
-                      <m:deg/>
-                      <m:e>
                         <m:sSup>
                           <m:e>
-                            <m:d>
-                              <m:dPr>
-                                <m:begChr m:val="("/>
-                                <m:sepChr m:val=""/>
-                                <m:endChr m:val=")"/>
-                                <m:grow/>
-                              </m:dPr>
-                              <m:e>
-                                <m:r>
-                                  <m:rPr>
-                                    <m:sty m:val="p"/>
-                                  </m:rPr>
-                                  <m:t>−</m:t>
-                                </m:r>
-                                <m:r>
-                                  <m:t>5</m:t>
-                                </m:r>
-                              </m:e>
-                            </m:d>
+                            <m:r>
+                              <m:rPr>
+                                <m:sty m:val="p"/>
+                              </m:rPr>
+                              <m:t>)</m:t>
+                            </m:r>
                           </m:e>
                           <m:sup>
                             <m:r>
@@ -2022,32 +2046,36 @@
                         <m:r>
                           <m:t>4</m:t>
                         </m:r>
-                        <m:d>
-                          <m:dPr>
-                            <m:begChr m:val="("/>
-                            <m:sepChr m:val=""/>
-                            <m:endChr m:val=")"/>
-                            <m:grow/>
-                          </m:dPr>
-                          <m:e>
-                            <m:r>
-                              <m:t>1</m:t>
-                            </m:r>
-                          </m:e>
-                        </m:d>
-                        <m:d>
-                          <m:dPr>
-                            <m:begChr m:val="("/>
-                            <m:sepChr m:val=""/>
-                            <m:endChr m:val=")"/>
-                            <m:grow/>
-                          </m:dPr>
-                          <m:e>
-                            <m:r>
-                              <m:t>6</m:t>
-                            </m:r>
-                          </m:e>
-                        </m:d>
+                        <m:r>
+                          <m:rPr>
+                            <m:sty m:val="p"/>
+                          </m:rPr>
+                          <m:t>(</m:t>
+                        </m:r>
+                        <m:r>
+                          <m:t>1</m:t>
+                        </m:r>
+                        <m:r>
+                          <m:rPr>
+                            <m:sty m:val="p"/>
+                          </m:rPr>
+                          <m:t>)</m:t>
+                        </m:r>
+                        <m:r>
+                          <m:rPr>
+                            <m:sty m:val="p"/>
+                          </m:rPr>
+                          <m:t>(</m:t>
+                        </m:r>
+                        <m:r>
+                          <m:t>6</m:t>
+                        </m:r>
+                        <m:r>
+                          <m:rPr>
+                            <m:sty m:val="p"/>
+                          </m:rPr>
+                          <m:t>)</m:t>
+                        </m:r>
                       </m:e>
                     </m:rad>
                   </m:num>
@@ -2055,19 +2083,21 @@
                     <m:r>
                       <m:t>2</m:t>
                     </m:r>
-                    <m:d>
-                      <m:dPr>
-                        <m:begChr m:val="("/>
-                        <m:sepChr m:val=""/>
-                        <m:endChr m:val=")"/>
-                        <m:grow/>
-                      </m:dPr>
-                      <m:e>
-                        <m:r>
-                          <m:t>1</m:t>
-                        </m:r>
-                      </m:e>
-                    </m:d>
+                    <m:r>
+                      <m:rPr>
+                        <m:sty m:val="p"/>
+                      </m:rPr>
+                      <m:t>(</m:t>
+                    </m:r>
+                    <m:r>
+                      <m:t>1</m:t>
+                    </m:r>
+                    <m:r>
+                      <m:rPr>
+                        <m:sty m:val="p"/>
+                      </m:rPr>
+                      <m:t>)</m:t>
+                    </m:r>
                   </m:den>
                 </m:f>
                 <m:r>
@@ -2340,18 +2370,18 @@
                 <wp:inline>
                   <wp:extent cx="152400" cy="152400"/>
                   <wp:effectExtent b="0" l="0" r="0" t="0"/>
-                  <wp:docPr descr="" title="" id="29" name="Picture"/>
+                  <wp:docPr descr="" title="" id="18" name="Picture"/>
                   <a:graphic>
                     <a:graphicData uri="http://schemas.openxmlformats.org/drawingml/2006/picture">
                       <pic:pic>
                         <pic:nvPicPr>
-                          <pic:cNvPr descr="/Applications/quarto/share/formats/docx/note.png" id="30" name="Picture"/>
+                          <pic:cNvPr descr="/Applications/quarto/share/formats/docx/note.png" id="19" name="Picture"/>
                           <pic:cNvPicPr>
                             <a:picLocks noChangeArrowheads="1" noChangeAspect="1"/>
                           </pic:cNvPicPr>
                         </pic:nvPicPr>
                         <pic:blipFill>
-                          <a:blip r:embed="rId21"/>
+                          <a:blip r:embed="rId10"/>
                           <a:stretch>
                             <a:fillRect/>
                           </a:stretch>
@@ -2742,19 +2772,21 @@
                       </m:rPr>
                       <m:t>−</m:t>
                     </m:r>
-                    <m:d>
-                      <m:dPr>
-                        <m:begChr m:val="("/>
-                        <m:sepChr m:val=""/>
-                        <m:endChr m:val=")"/>
-                        <m:grow/>
-                      </m:dPr>
-                      <m:e>
-                        <m:r>
-                          <m:t>8</m:t>
-                        </m:r>
-                      </m:e>
-                    </m:d>
+                    <m:r>
+                      <m:rPr>
+                        <m:sty m:val="p"/>
+                      </m:rPr>
+                      <m:t>(</m:t>
+                    </m:r>
+                    <m:r>
+                      <m:t>8</m:t>
+                    </m:r>
+                    <m:r>
+                      <m:rPr>
+                        <m:sty m:val="p"/>
+                      </m:rPr>
+                      <m:t>)</m:t>
+                    </m:r>
                     <m:r>
                       <m:rPr>
                         <m:sty m:val="p"/>
@@ -2767,21 +2799,23 @@
                       </m:radPr>
                       <m:deg/>
                       <m:e>
+                        <m:r>
+                          <m:rPr>
+                            <m:sty m:val="p"/>
+                          </m:rPr>
+                          <m:t>(</m:t>
+                        </m:r>
+                        <m:r>
+                          <m:t>8</m:t>
+                        </m:r>
                         <m:sSup>
                           <m:e>
-                            <m:d>
-                              <m:dPr>
-                                <m:begChr m:val="("/>
-                                <m:sepChr m:val=""/>
-                                <m:endChr m:val=")"/>
-                                <m:grow/>
-                              </m:dPr>
-                              <m:e>
-                                <m:r>
-                                  <m:t>8</m:t>
-                                </m:r>
-                              </m:e>
-                            </m:d>
+                            <m:r>
+                              <m:rPr>
+                                <m:sty m:val="p"/>
+                              </m:rPr>
+                              <m:t>)</m:t>
+                            </m:r>
                           </m:e>
                           <m:sup>
                             <m:r>
@@ -2798,32 +2832,36 @@
                         <m:r>
                           <m:t>4</m:t>
                         </m:r>
-                        <m:d>
-                          <m:dPr>
-                            <m:begChr m:val="("/>
-                            <m:sepChr m:val=""/>
-                            <m:endChr m:val=")"/>
-                            <m:grow/>
-                          </m:dPr>
-                          <m:e>
-                            <m:r>
-                              <m:t>1</m:t>
-                            </m:r>
-                          </m:e>
-                        </m:d>
-                        <m:d>
-                          <m:dPr>
-                            <m:begChr m:val="("/>
-                            <m:sepChr m:val=""/>
-                            <m:endChr m:val=")"/>
-                            <m:grow/>
-                          </m:dPr>
-                          <m:e>
-                            <m:r>
-                              <m:t>16</m:t>
-                            </m:r>
-                          </m:e>
-                        </m:d>
+                        <m:r>
+                          <m:rPr>
+                            <m:sty m:val="p"/>
+                          </m:rPr>
+                          <m:t>(</m:t>
+                        </m:r>
+                        <m:r>
+                          <m:t>1</m:t>
+                        </m:r>
+                        <m:r>
+                          <m:rPr>
+                            <m:sty m:val="p"/>
+                          </m:rPr>
+                          <m:t>)</m:t>
+                        </m:r>
+                        <m:r>
+                          <m:rPr>
+                            <m:sty m:val="p"/>
+                          </m:rPr>
+                          <m:t>(</m:t>
+                        </m:r>
+                        <m:r>
+                          <m:t>16</m:t>
+                        </m:r>
+                        <m:r>
+                          <m:rPr>
+                            <m:sty m:val="p"/>
+                          </m:rPr>
+                          <m:t>)</m:t>
+                        </m:r>
                       </m:e>
                     </m:rad>
                   </m:num>
@@ -2831,19 +2869,21 @@
                     <m:r>
                       <m:t>2</m:t>
                     </m:r>
-                    <m:d>
-                      <m:dPr>
-                        <m:begChr m:val="("/>
-                        <m:sepChr m:val=""/>
-                        <m:endChr m:val=")"/>
-                        <m:grow/>
-                      </m:dPr>
-                      <m:e>
-                        <m:r>
-                          <m:t>1</m:t>
-                        </m:r>
-                      </m:e>
-                    </m:d>
+                    <m:r>
+                      <m:rPr>
+                        <m:sty m:val="p"/>
+                      </m:rPr>
+                      <m:t>(</m:t>
+                    </m:r>
+                    <m:r>
+                      <m:t>1</m:t>
+                    </m:r>
+                    <m:r>
+                      <m:rPr>
+                        <m:sty m:val="p"/>
+                      </m:rPr>
+                      <m:t>)</m:t>
+                    </m:r>
                   </m:den>
                 </m:f>
                 <m:r>
@@ -3181,18 +3221,18 @@
                 <wp:inline>
                   <wp:extent cx="152400" cy="152400"/>
                   <wp:effectExtent b="0" l="0" r="0" t="0"/>
-                  <wp:docPr descr="" title="" id="31" name="Picture"/>
+                  <wp:docPr descr="" title="" id="20" name="Picture"/>
                   <a:graphic>
                     <a:graphicData uri="http://schemas.openxmlformats.org/drawingml/2006/picture">
                       <pic:pic>
                         <pic:nvPicPr>
-                          <pic:cNvPr descr="/Applications/quarto/share/formats/docx/note.png" id="32" name="Picture"/>
+                          <pic:cNvPr descr="/Applications/quarto/share/formats/docx/note.png" id="21" name="Picture"/>
                           <pic:cNvPicPr>
                             <a:picLocks noChangeArrowheads="1" noChangeAspect="1"/>
                           </pic:cNvPicPr>
                         </pic:nvPicPr>
                         <pic:blipFill>
-                          <a:blip r:embed="rId21"/>
+                          <a:blip r:embed="rId10"/>
                           <a:stretch>
                             <a:fillRect/>
                           </a:stretch>
@@ -3456,19 +3496,21 @@
                       </m:rPr>
                       <m:t>−</m:t>
                     </m:r>
-                    <m:d>
-                      <m:dPr>
-                        <m:begChr m:val="("/>
-                        <m:sepChr m:val=""/>
-                        <m:endChr m:val=")"/>
-                        <m:grow/>
-                      </m:dPr>
-                      <m:e>
-                        <m:r>
-                          <m:t>4</m:t>
-                        </m:r>
-                      </m:e>
-                    </m:d>
+                    <m:r>
+                      <m:rPr>
+                        <m:sty m:val="p"/>
+                      </m:rPr>
+                      <m:t>(</m:t>
+                    </m:r>
+                    <m:r>
+                      <m:t>4</m:t>
+                    </m:r>
+                    <m:r>
+                      <m:rPr>
+                        <m:sty m:val="p"/>
+                      </m:rPr>
+                      <m:t>)</m:t>
+                    </m:r>
                     <m:r>
                       <m:rPr>
                         <m:sty m:val="p"/>
@@ -3481,21 +3523,23 @@
                       </m:radPr>
                       <m:deg/>
                       <m:e>
+                        <m:r>
+                          <m:rPr>
+                            <m:sty m:val="p"/>
+                          </m:rPr>
+                          <m:t>(</m:t>
+                        </m:r>
+                        <m:r>
+                          <m:t>4</m:t>
+                        </m:r>
                         <m:sSup>
                           <m:e>
-                            <m:d>
-                              <m:dPr>
-                                <m:begChr m:val="("/>
-                                <m:sepChr m:val=""/>
-                                <m:endChr m:val=")"/>
-                                <m:grow/>
-                              </m:dPr>
-                              <m:e>
-                                <m:r>
-                                  <m:t>4</m:t>
-                                </m:r>
-                              </m:e>
-                            </m:d>
+                            <m:r>
+                              <m:rPr>
+                                <m:sty m:val="p"/>
+                              </m:rPr>
+                              <m:t>)</m:t>
+                            </m:r>
                           </m:e>
                           <m:sup>
                             <m:r>
@@ -3512,32 +3556,36 @@
                         <m:r>
                           <m:t>4</m:t>
                         </m:r>
-                        <m:d>
-                          <m:dPr>
-                            <m:begChr m:val="("/>
-                            <m:sepChr m:val=""/>
-                            <m:endChr m:val=")"/>
-                            <m:grow/>
-                          </m:dPr>
-                          <m:e>
-                            <m:r>
-                              <m:t>4</m:t>
-                            </m:r>
-                          </m:e>
-                        </m:d>
-                        <m:d>
-                          <m:dPr>
-                            <m:begChr m:val="("/>
-                            <m:sepChr m:val=""/>
-                            <m:endChr m:val=")"/>
-                            <m:grow/>
-                          </m:dPr>
-                          <m:e>
-                            <m:r>
-                              <m:t>5</m:t>
-                            </m:r>
-                          </m:e>
-                        </m:d>
+                        <m:r>
+                          <m:rPr>
+                            <m:sty m:val="p"/>
+                          </m:rPr>
+                          <m:t>(</m:t>
+                        </m:r>
+                        <m:r>
+                          <m:t>4</m:t>
+                        </m:r>
+                        <m:r>
+                          <m:rPr>
+                            <m:sty m:val="p"/>
+                          </m:rPr>
+                          <m:t>)</m:t>
+                        </m:r>
+                        <m:r>
+                          <m:rPr>
+                            <m:sty m:val="p"/>
+                          </m:rPr>
+                          <m:t>(</m:t>
+                        </m:r>
+                        <m:r>
+                          <m:t>5</m:t>
+                        </m:r>
+                        <m:r>
+                          <m:rPr>
+                            <m:sty m:val="p"/>
+                          </m:rPr>
+                          <m:t>)</m:t>
+                        </m:r>
                       </m:e>
                     </m:rad>
                   </m:num>
@@ -3545,19 +3593,21 @@
                     <m:r>
                       <m:t>2</m:t>
                     </m:r>
-                    <m:d>
-                      <m:dPr>
-                        <m:begChr m:val="("/>
-                        <m:sepChr m:val=""/>
-                        <m:endChr m:val=")"/>
-                        <m:grow/>
-                      </m:dPr>
-                      <m:e>
-                        <m:r>
-                          <m:t>4</m:t>
-                        </m:r>
-                      </m:e>
-                    </m:d>
+                    <m:r>
+                      <m:rPr>
+                        <m:sty m:val="p"/>
+                      </m:rPr>
+                      <m:t>(</m:t>
+                    </m:r>
+                    <m:r>
+                      <m:t>4</m:t>
+                    </m:r>
+                    <m:r>
+                      <m:rPr>
+                        <m:sty m:val="p"/>
+                      </m:rPr>
+                      <m:t>)</m:t>
+                    </m:r>
                   </m:den>
                 </m:f>
                 <m:r>
@@ -3983,18 +4033,18 @@
                 <wp:inline>
                   <wp:extent cx="152400" cy="152400"/>
                   <wp:effectExtent b="0" l="0" r="0" t="0"/>
-                  <wp:docPr descr="" title="" id="33" name="Picture"/>
+                  <wp:docPr descr="" title="" id="22" name="Picture"/>
                   <a:graphic>
                     <a:graphicData uri="http://schemas.openxmlformats.org/drawingml/2006/picture">
                       <pic:pic>
                         <pic:nvPicPr>
-                          <pic:cNvPr descr="/Applications/quarto/share/formats/docx/note.png" id="34" name="Picture"/>
+                          <pic:cNvPr descr="/Applications/quarto/share/formats/docx/note.png" id="23" name="Picture"/>
                           <pic:cNvPicPr>
                             <a:picLocks noChangeArrowheads="1" noChangeAspect="1"/>
                           </pic:cNvPicPr>
                         </pic:nvPicPr>
                         <pic:blipFill>
-                          <a:blip r:embed="rId21"/>
+                          <a:blip r:embed="rId10"/>
                           <a:stretch>
                             <a:fillRect/>
                           </a:stretch>
@@ -4265,14 +4315,45 @@
                       </m:rPr>
                       <m:t>−</m:t>
                     </m:r>
-                    <m:d>
-                      <m:dPr>
-                        <m:begChr m:val="("/>
-                        <m:sepChr m:val=""/>
-                        <m:endChr m:val=")"/>
-                        <m:grow/>
-                      </m:dPr>
+                    <m:r>
+                      <m:rPr>
+                        <m:sty m:val="p"/>
+                      </m:rPr>
+                      <m:t>(</m:t>
+                    </m:r>
+                    <m:r>
+                      <m:rPr>
+                        <m:sty m:val="p"/>
+                      </m:rPr>
+                      <m:t>−</m:t>
+                    </m:r>
+                    <m:r>
+                      <m:t>1</m:t>
+                    </m:r>
+                    <m:r>
+                      <m:rPr>
+                        <m:sty m:val="p"/>
+                      </m:rPr>
+                      <m:t>)</m:t>
+                    </m:r>
+                    <m:r>
+                      <m:rPr>
+                        <m:sty m:val="p"/>
+                      </m:rPr>
+                      <m:t>±</m:t>
+                    </m:r>
+                    <m:rad>
+                      <m:radPr>
+                        <m:degHide m:val="on"/>
+                      </m:radPr>
+                      <m:deg/>
                       <m:e>
+                        <m:r>
+                          <m:rPr>
+                            <m:sty m:val="p"/>
+                          </m:rPr>
+                          <m:t>(</m:t>
+                        </m:r>
                         <m:r>
                           <m:rPr>
                             <m:sty m:val="p"/>
@@ -4282,41 +4363,14 @@
                         <m:r>
                           <m:t>1</m:t>
                         </m:r>
-                      </m:e>
-                    </m:d>
-                    <m:r>
-                      <m:rPr>
-                        <m:sty m:val="p"/>
-                      </m:rPr>
-                      <m:t>±</m:t>
-                    </m:r>
-                    <m:rad>
-                      <m:radPr>
-                        <m:degHide m:val="on"/>
-                      </m:radPr>
-                      <m:deg/>
-                      <m:e>
                         <m:sSup>
                           <m:e>
-                            <m:d>
-                              <m:dPr>
-                                <m:begChr m:val="("/>
-                                <m:sepChr m:val=""/>
-                                <m:endChr m:val=")"/>
-                                <m:grow/>
-                              </m:dPr>
-                              <m:e>
-                                <m:r>
-                                  <m:rPr>
-                                    <m:sty m:val="p"/>
-                                  </m:rPr>
-                                  <m:t>−</m:t>
-                                </m:r>
-                                <m:r>
-                                  <m:t>1</m:t>
-                                </m:r>
-                              </m:e>
-                            </m:d>
+                            <m:r>
+                              <m:rPr>
+                                <m:sty m:val="p"/>
+                              </m:rPr>
+                              <m:t>)</m:t>
+                            </m:r>
                           </m:e>
                           <m:sup>
                             <m:r>
@@ -4333,38 +4387,42 @@
                         <m:r>
                           <m:t>4</m:t>
                         </m:r>
-                        <m:d>
-                          <m:dPr>
-                            <m:begChr m:val="("/>
-                            <m:sepChr m:val=""/>
-                            <m:endChr m:val=")"/>
-                            <m:grow/>
-                          </m:dPr>
-                          <m:e>
-                            <m:r>
-                              <m:t>1</m:t>
-                            </m:r>
-                          </m:e>
-                        </m:d>
-                        <m:d>
-                          <m:dPr>
-                            <m:begChr m:val="("/>
-                            <m:sepChr m:val=""/>
-                            <m:endChr m:val=")"/>
-                            <m:grow/>
-                          </m:dPr>
-                          <m:e>
-                            <m:r>
-                              <m:rPr>
-                                <m:sty m:val="p"/>
-                              </m:rPr>
-                              <m:t>−</m:t>
-                            </m:r>
-                            <m:r>
-                              <m:t>1</m:t>
-                            </m:r>
-                          </m:e>
-                        </m:d>
+                        <m:r>
+                          <m:rPr>
+                            <m:sty m:val="p"/>
+                          </m:rPr>
+                          <m:t>(</m:t>
+                        </m:r>
+                        <m:r>
+                          <m:t>1</m:t>
+                        </m:r>
+                        <m:r>
+                          <m:rPr>
+                            <m:sty m:val="p"/>
+                          </m:rPr>
+                          <m:t>)</m:t>
+                        </m:r>
+                        <m:r>
+                          <m:rPr>
+                            <m:sty m:val="p"/>
+                          </m:rPr>
+                          <m:t>(</m:t>
+                        </m:r>
+                        <m:r>
+                          <m:rPr>
+                            <m:sty m:val="p"/>
+                          </m:rPr>
+                          <m:t>−</m:t>
+                        </m:r>
+                        <m:r>
+                          <m:t>1</m:t>
+                        </m:r>
+                        <m:r>
+                          <m:rPr>
+                            <m:sty m:val="p"/>
+                          </m:rPr>
+                          <m:t>)</m:t>
+                        </m:r>
                       </m:e>
                     </m:rad>
                   </m:num>
@@ -4372,19 +4430,21 @@
                     <m:r>
                       <m:t>2</m:t>
                     </m:r>
-                    <m:d>
-                      <m:dPr>
-                        <m:begChr m:val="("/>
-                        <m:sepChr m:val=""/>
-                        <m:endChr m:val=")"/>
-                        <m:grow/>
-                      </m:dPr>
-                      <m:e>
-                        <m:r>
-                          <m:t>1</m:t>
-                        </m:r>
-                      </m:e>
-                    </m:d>
+                    <m:r>
+                      <m:rPr>
+                        <m:sty m:val="p"/>
+                      </m:rPr>
+                      <m:t>(</m:t>
+                    </m:r>
+                    <m:r>
+                      <m:t>1</m:t>
+                    </m:r>
+                    <m:r>
+                      <m:rPr>
+                        <m:sty m:val="p"/>
+                      </m:rPr>
+                      <m:t>)</m:t>
+                    </m:r>
                   </m:den>
                 </m:f>
                 <m:r>
@@ -4422,25 +4482,27 @@
                           </m:rPr>
                           <m:t>−</m:t>
                         </m:r>
-                        <m:d>
-                          <m:dPr>
-                            <m:begChr m:val="("/>
-                            <m:sepChr m:val=""/>
-                            <m:endChr m:val=")"/>
-                            <m:grow/>
-                          </m:dPr>
-                          <m:e>
-                            <m:r>
-                              <m:rPr>
-                                <m:sty m:val="p"/>
-                              </m:rPr>
-                              <m:t>−</m:t>
-                            </m:r>
-                            <m:r>
-                              <m:t>4</m:t>
-                            </m:r>
-                          </m:e>
-                        </m:d>
+                        <m:r>
+                          <m:rPr>
+                            <m:sty m:val="p"/>
+                          </m:rPr>
+                          <m:t>(</m:t>
+                        </m:r>
+                        <m:r>
+                          <m:rPr>
+                            <m:sty m:val="p"/>
+                          </m:rPr>
+                          <m:t>−</m:t>
+                        </m:r>
+                        <m:r>
+                          <m:t>4</m:t>
+                        </m:r>
+                        <m:r>
+                          <m:rPr>
+                            <m:sty m:val="p"/>
+                          </m:rPr>
+                          <m:t>)</m:t>
+                        </m:r>
                       </m:e>
                     </m:rad>
                   </m:num>
@@ -4511,36 +4573,38 @@
                 </m:rPr>
                 <m:t>=</m:t>
               </m:r>
-              <m:d>
-                <m:dPr>
-                  <m:begChr m:val="("/>
-                  <m:sepChr m:val=""/>
-                  <m:endChr m:val=")"/>
-                  <m:grow/>
-                </m:dPr>
+              <m:r>
+                <m:rPr>
+                  <m:sty m:val="p"/>
+                </m:rPr>
+                <m:t>(</m:t>
+              </m:r>
+              <m:r>
+                <m:t>1</m:t>
+              </m:r>
+              <m:r>
+                <m:rPr>
+                  <m:sty m:val="p"/>
+                </m:rPr>
+                <m:t>−</m:t>
+              </m:r>
+              <m:rad>
+                <m:radPr>
+                  <m:degHide m:val="on"/>
+                </m:radPr>
+                <m:deg/>
                 <m:e>
                   <m:r>
-                    <m:t>1</m:t>
+                    <m:t>5</m:t>
                   </m:r>
-                  <m:r>
-                    <m:rPr>
-                      <m:sty m:val="p"/>
-                    </m:rPr>
-                    <m:t>−</m:t>
-                  </m:r>
-                  <m:rad>
-                    <m:radPr>
-                      <m:degHide m:val="on"/>
-                    </m:radPr>
-                    <m:deg/>
-                    <m:e>
-                      <m:r>
-                        <m:t>5</m:t>
-                      </m:r>
-                    </m:e>
-                  </m:rad>
                 </m:e>
-              </m:d>
+              </m:rad>
+              <m:r>
+                <m:rPr>
+                  <m:sty m:val="p"/>
+                </m:rPr>
+                <m:t>)</m:t>
+              </m:r>
               <m:r>
                 <m:rPr>
                   <m:sty m:val="p"/>
@@ -4570,36 +4634,38 @@
                 </m:rPr>
                 <m:t>=</m:t>
               </m:r>
-              <m:d>
-                <m:dPr>
-                  <m:begChr m:val="("/>
-                  <m:sepChr m:val=""/>
-                  <m:endChr m:val=")"/>
-                  <m:grow/>
-                </m:dPr>
+              <m:r>
+                <m:rPr>
+                  <m:sty m:val="p"/>
+                </m:rPr>
+                <m:t>(</m:t>
+              </m:r>
+              <m:r>
+                <m:t>1</m:t>
+              </m:r>
+              <m:r>
+                <m:rPr>
+                  <m:sty m:val="p"/>
+                </m:rPr>
+                <m:t>+</m:t>
+              </m:r>
+              <m:rad>
+                <m:radPr>
+                  <m:degHide m:val="on"/>
+                </m:radPr>
+                <m:deg/>
                 <m:e>
                   <m:r>
-                    <m:t>1</m:t>
+                    <m:t>5</m:t>
                   </m:r>
-                  <m:r>
-                    <m:rPr>
-                      <m:sty m:val="p"/>
-                    </m:rPr>
-                    <m:t>+</m:t>
-                  </m:r>
-                  <m:rad>
-                    <m:radPr>
-                      <m:degHide m:val="on"/>
-                    </m:radPr>
-                    <m:deg/>
-                    <m:e>
-                      <m:r>
-                        <m:t>5</m:t>
-                      </m:r>
-                    </m:e>
-                  </m:rad>
                 </m:e>
-              </m:d>
+              </m:rad>
+              <m:r>
+                <m:rPr>
+                  <m:sty m:val="p"/>
+                </m:rPr>
+                <m:t>)</m:t>
+              </m:r>
               <m:r>
                 <m:rPr>
                   <m:sty m:val="p"/>
@@ -4616,7 +4682,7 @@
             <w:r>
               <w:t xml:space="preserve"> </w:t>
             </w:r>
-            <w:hyperlink r:id="rId35">
+            <w:hyperlink r:id="rId24">
               <w:r>
                 <w:rPr>
                   <w:rStyle w:val="Hyperlink"/>
@@ -4681,18 +4747,18 @@
                 <wp:inline>
                   <wp:extent cx="152400" cy="152400"/>
                   <wp:effectExtent b="0" l="0" r="0" t="0"/>
-                  <wp:docPr descr="" title="" id="36" name="Picture"/>
+                  <wp:docPr descr="" title="" id="25" name="Picture"/>
                   <a:graphic>
                     <a:graphicData uri="http://schemas.openxmlformats.org/drawingml/2006/picture">
                       <pic:pic>
                         <pic:nvPicPr>
-                          <pic:cNvPr descr="/Applications/quarto/share/formats/docx/note.png" id="37" name="Picture"/>
+                          <pic:cNvPr descr="/Applications/quarto/share/formats/docx/note.png" id="26" name="Picture"/>
                           <pic:cNvPicPr>
                             <a:picLocks noChangeArrowheads="1" noChangeAspect="1"/>
                           </pic:cNvPicPr>
                         </pic:nvPicPr>
                         <pic:blipFill>
-                          <a:blip r:embed="rId21"/>
+                          <a:blip r:embed="rId10"/>
                           <a:stretch>
                             <a:fillRect/>
                           </a:stretch>
@@ -4908,30 +4974,32 @@
                   </m:rPr>
                   <m:t>=</m:t>
                 </m:r>
+                <m:r>
+                  <m:rPr>
+                    <m:sty m:val="p"/>
+                  </m:rPr>
+                  <m:t>(</m:t>
+                </m:r>
                 <m:sSup>
                   <m:e>
-                    <m:d>
-                      <m:dPr>
-                        <m:begChr m:val="("/>
-                        <m:sepChr m:val=""/>
-                        <m:endChr m:val=")"/>
-                        <m:grow/>
-                      </m:dPr>
-                      <m:e>
-                        <m:sSup>
-                          <m:e>
-                            <m:r>
-                              <m:t>y</m:t>
-                            </m:r>
-                          </m:e>
-                          <m:sup>
-                            <m:r>
-                              <m:t>2</m:t>
-                            </m:r>
-                          </m:sup>
-                        </m:sSup>
-                      </m:e>
-                    </m:d>
+                    <m:r>
+                      <m:t>y</m:t>
+                    </m:r>
+                  </m:e>
+                  <m:sup>
+                    <m:r>
+                      <m:t>2</m:t>
+                    </m:r>
+                  </m:sup>
+                </m:sSup>
+                <m:sSup>
+                  <m:e>
+                    <m:r>
+                      <m:rPr>
+                        <m:sty m:val="p"/>
+                      </m:rPr>
+                      <m:t>)</m:t>
+                    </m:r>
                   </m:e>
                   <m:sup>
                     <m:r>
@@ -5161,14 +5229,45 @@
                       </m:rPr>
                       <m:t>−</m:t>
                     </m:r>
-                    <m:d>
-                      <m:dPr>
-                        <m:begChr m:val="("/>
-                        <m:sepChr m:val=""/>
-                        <m:endChr m:val=")"/>
-                        <m:grow/>
-                      </m:dPr>
+                    <m:r>
+                      <m:rPr>
+                        <m:sty m:val="p"/>
+                      </m:rPr>
+                      <m:t>(</m:t>
+                    </m:r>
+                    <m:r>
+                      <m:rPr>
+                        <m:sty m:val="p"/>
+                      </m:rPr>
+                      <m:t>−</m:t>
+                    </m:r>
+                    <m:r>
+                      <m:t>3</m:t>
+                    </m:r>
+                    <m:r>
+                      <m:rPr>
+                        <m:sty m:val="p"/>
+                      </m:rPr>
+                      <m:t>)</m:t>
+                    </m:r>
+                    <m:r>
+                      <m:rPr>
+                        <m:sty m:val="p"/>
+                      </m:rPr>
+                      <m:t>±</m:t>
+                    </m:r>
+                    <m:rad>
+                      <m:radPr>
+                        <m:degHide m:val="on"/>
+                      </m:radPr>
+                      <m:deg/>
                       <m:e>
+                        <m:r>
+                          <m:rPr>
+                            <m:sty m:val="p"/>
+                          </m:rPr>
+                          <m:t>(</m:t>
+                        </m:r>
                         <m:r>
                           <m:rPr>
                             <m:sty m:val="p"/>
@@ -5178,41 +5277,14 @@
                         <m:r>
                           <m:t>3</m:t>
                         </m:r>
-                      </m:e>
-                    </m:d>
-                    <m:r>
-                      <m:rPr>
-                        <m:sty m:val="p"/>
-                      </m:rPr>
-                      <m:t>±</m:t>
-                    </m:r>
-                    <m:rad>
-                      <m:radPr>
-                        <m:degHide m:val="on"/>
-                      </m:radPr>
-                      <m:deg/>
-                      <m:e>
                         <m:sSup>
                           <m:e>
-                            <m:d>
-                              <m:dPr>
-                                <m:begChr m:val="("/>
-                                <m:sepChr m:val=""/>
-                                <m:endChr m:val=")"/>
-                                <m:grow/>
-                              </m:dPr>
-                              <m:e>
-                                <m:r>
-                                  <m:rPr>
-                                    <m:sty m:val="p"/>
-                                  </m:rPr>
-                                  <m:t>−</m:t>
-                                </m:r>
-                                <m:r>
-                                  <m:t>3</m:t>
-                                </m:r>
-                              </m:e>
-                            </m:d>
+                            <m:r>
+                              <m:rPr>
+                                <m:sty m:val="p"/>
+                              </m:rPr>
+                              <m:t>)</m:t>
+                            </m:r>
                           </m:e>
                           <m:sup>
                             <m:r>
@@ -5229,32 +5301,36 @@
                         <m:r>
                           <m:t>4</m:t>
                         </m:r>
-                        <m:d>
-                          <m:dPr>
-                            <m:begChr m:val="("/>
-                            <m:sepChr m:val=""/>
-                            <m:endChr m:val=")"/>
-                            <m:grow/>
-                          </m:dPr>
-                          <m:e>
-                            <m:r>
-                              <m:t>1</m:t>
-                            </m:r>
-                          </m:e>
-                        </m:d>
-                        <m:d>
-                          <m:dPr>
-                            <m:begChr m:val="("/>
-                            <m:sepChr m:val=""/>
-                            <m:endChr m:val=")"/>
-                            <m:grow/>
-                          </m:dPr>
-                          <m:e>
-                            <m:r>
-                              <m:t>2</m:t>
-                            </m:r>
-                          </m:e>
-                        </m:d>
+                        <m:r>
+                          <m:rPr>
+                            <m:sty m:val="p"/>
+                          </m:rPr>
+                          <m:t>(</m:t>
+                        </m:r>
+                        <m:r>
+                          <m:t>1</m:t>
+                        </m:r>
+                        <m:r>
+                          <m:rPr>
+                            <m:sty m:val="p"/>
+                          </m:rPr>
+                          <m:t>)</m:t>
+                        </m:r>
+                        <m:r>
+                          <m:rPr>
+                            <m:sty m:val="p"/>
+                          </m:rPr>
+                          <m:t>(</m:t>
+                        </m:r>
+                        <m:r>
+                          <m:t>2</m:t>
+                        </m:r>
+                        <m:r>
+                          <m:rPr>
+                            <m:sty m:val="p"/>
+                          </m:rPr>
+                          <m:t>)</m:t>
+                        </m:r>
                       </m:e>
                     </m:rad>
                   </m:num>
@@ -5262,19 +5338,21 @@
                     <m:r>
                       <m:t>2</m:t>
                     </m:r>
-                    <m:d>
-                      <m:dPr>
-                        <m:begChr m:val="("/>
-                        <m:sepChr m:val=""/>
-                        <m:endChr m:val=")"/>
-                        <m:grow/>
-                      </m:dPr>
-                      <m:e>
-                        <m:r>
-                          <m:t>1</m:t>
-                        </m:r>
-                      </m:e>
-                    </m:d>
+                    <m:r>
+                      <m:rPr>
+                        <m:sty m:val="p"/>
+                      </m:rPr>
+                      <m:t>(</m:t>
+                    </m:r>
+                    <m:r>
+                      <m:t>1</m:t>
+                    </m:r>
+                    <m:r>
+                      <m:rPr>
+                        <m:sty m:val="p"/>
+                      </m:rPr>
+                      <m:t>)</m:t>
+                    </m:r>
                   </m:den>
                 </m:f>
                 <m:r>
@@ -5638,18 +5716,18 @@
                 <wp:inline>
                   <wp:extent cx="152400" cy="152400"/>
                   <wp:effectExtent b="0" l="0" r="0" t="0"/>
-                  <wp:docPr descr="" title="" id="38" name="Picture"/>
+                  <wp:docPr descr="" title="" id="27" name="Picture"/>
                   <a:graphic>
                     <a:graphicData uri="http://schemas.openxmlformats.org/drawingml/2006/picture">
                       <pic:pic>
                         <pic:nvPicPr>
-                          <pic:cNvPr descr="/Applications/quarto/share/formats/docx/note.png" id="39" name="Picture"/>
+                          <pic:cNvPr descr="/Applications/quarto/share/formats/docx/note.png" id="28" name="Picture"/>
                           <pic:cNvPicPr>
                             <a:picLocks noChangeArrowheads="1" noChangeAspect="1"/>
                           </pic:cNvPicPr>
                         </pic:nvPicPr>
                         <pic:blipFill>
-                          <a:blip r:embed="rId21"/>
+                          <a:blip r:embed="rId10"/>
                           <a:stretch>
                             <a:fillRect/>
                           </a:stretch>
@@ -6082,7 +6160,7 @@
       <w:r>
         <w:t xml:space="preserve"> </w:t>
       </w:r>
-      <w:hyperlink r:id="rId20">
+      <w:hyperlink r:id="rId9">
         <w:r>
           <w:rPr>
             <w:rStyle w:val="Hyperlink"/>
@@ -6134,18 +6212,18 @@
                 <wp:inline>
                   <wp:extent cx="152400" cy="152400"/>
                   <wp:effectExtent b="0" l="0" r="0" t="0"/>
-                  <wp:docPr descr="" title="" id="40" name="Picture"/>
+                  <wp:docPr descr="" title="" id="29" name="Picture"/>
                   <a:graphic>
                     <a:graphicData uri="http://schemas.openxmlformats.org/drawingml/2006/picture">
                       <pic:pic>
                         <pic:nvPicPr>
-                          <pic:cNvPr descr="/Applications/quarto/share/formats/docx/note.png" id="41" name="Picture"/>
+                          <pic:cNvPr descr="/Applications/quarto/share/formats/docx/note.png" id="30" name="Picture"/>
                           <pic:cNvPicPr>
                             <a:picLocks noChangeArrowheads="1" noChangeAspect="1"/>
                           </pic:cNvPicPr>
                         </pic:nvPicPr>
                         <pic:blipFill>
-                          <a:blip r:embed="rId21"/>
+                          <a:blip r:embed="rId10"/>
                           <a:stretch>
                             <a:fillRect/>
                           </a:stretch>
@@ -6202,7 +6280,7 @@
             <w:r>
               <w:t xml:space="preserve"> </w:t>
             </w:r>
-            <w:hyperlink r:id="rId20">
+            <w:hyperlink r:id="rId9">
               <w:r>
                 <w:rPr>
                   <w:rStyle w:val="Hyperlink"/>
@@ -6302,21 +6380,23 @@
                   </m:rPr>
                   <m:t>=</m:t>
                 </m:r>
+                <m:r>
+                  <m:rPr>
+                    <m:sty m:val="p"/>
+                  </m:rPr>
+                  <m:t>(</m:t>
+                </m:r>
+                <m:r>
+                  <m:t>4</m:t>
+                </m:r>
                 <m:sSup>
                   <m:e>
-                    <m:d>
-                      <m:dPr>
-                        <m:begChr m:val="("/>
-                        <m:sepChr m:val=""/>
-                        <m:endChr m:val=")"/>
-                        <m:grow/>
-                      </m:dPr>
-                      <m:e>
-                        <m:r>
-                          <m:t>4</m:t>
-                        </m:r>
-                      </m:e>
-                    </m:d>
+                    <m:r>
+                      <m:rPr>
+                        <m:sty m:val="p"/>
+                      </m:rPr>
+                      <m:t>)</m:t>
+                    </m:r>
                   </m:e>
                   <m:sup>
                     <m:r>
@@ -6333,38 +6413,42 @@
                 <m:r>
                   <m:t>4</m:t>
                 </m:r>
-                <m:d>
-                  <m:dPr>
-                    <m:begChr m:val="("/>
-                    <m:sepChr m:val=""/>
-                    <m:endChr m:val=")"/>
-                    <m:grow/>
-                  </m:dPr>
-                  <m:e>
-                    <m:r>
-                      <m:t>2</m:t>
-                    </m:r>
-                  </m:e>
-                </m:d>
-                <m:d>
-                  <m:dPr>
-                    <m:begChr m:val="("/>
-                    <m:sepChr m:val=""/>
-                    <m:endChr m:val=")"/>
-                    <m:grow/>
-                  </m:dPr>
-                  <m:e>
-                    <m:r>
-                      <m:rPr>
-                        <m:sty m:val="p"/>
-                      </m:rPr>
-                      <m:t>−</m:t>
-                    </m:r>
-                    <m:r>
-                      <m:t>8</m:t>
-                    </m:r>
-                  </m:e>
-                </m:d>
+                <m:r>
+                  <m:rPr>
+                    <m:sty m:val="p"/>
+                  </m:rPr>
+                  <m:t>(</m:t>
+                </m:r>
+                <m:r>
+                  <m:t>2</m:t>
+                </m:r>
+                <m:r>
+                  <m:rPr>
+                    <m:sty m:val="p"/>
+                  </m:rPr>
+                  <m:t>)</m:t>
+                </m:r>
+                <m:r>
+                  <m:rPr>
+                    <m:sty m:val="p"/>
+                  </m:rPr>
+                  <m:t>(</m:t>
+                </m:r>
+                <m:r>
+                  <m:rPr>
+                    <m:sty m:val="p"/>
+                  </m:rPr>
+                  <m:t>−</m:t>
+                </m:r>
+                <m:r>
+                  <m:t>8</m:t>
+                </m:r>
+                <m:r>
+                  <m:rPr>
+                    <m:sty m:val="p"/>
+                  </m:rPr>
+                  <m:t>)</m:t>
+                </m:r>
                 <m:r>
                   <m:rPr>
                     <m:sty m:val="p"/>
@@ -6552,19 +6636,21 @@
                     <m:r>
                       <m:t>2</m:t>
                     </m:r>
-                    <m:d>
-                      <m:dPr>
-                        <m:begChr m:val="("/>
-                        <m:sepChr m:val=""/>
-                        <m:endChr m:val=")"/>
-                        <m:grow/>
-                      </m:dPr>
-                      <m:e>
-                        <m:r>
-                          <m:t>2</m:t>
-                        </m:r>
-                      </m:e>
-                    </m:d>
+                    <m:r>
+                      <m:rPr>
+                        <m:sty m:val="p"/>
+                      </m:rPr>
+                      <m:t>(</m:t>
+                    </m:r>
+                    <m:r>
+                      <m:t>2</m:t>
+                    </m:r>
+                    <m:r>
+                      <m:rPr>
+                        <m:sty m:val="p"/>
+                      </m:rPr>
+                      <m:t>)</m:t>
+                    </m:r>
                   </m:den>
                 </m:f>
                 <m:r>
@@ -6818,18 +6904,18 @@
                 <wp:inline>
                   <wp:extent cx="152400" cy="152400"/>
                   <wp:effectExtent b="0" l="0" r="0" t="0"/>
-                  <wp:docPr descr="" title="" id="42" name="Picture"/>
+                  <wp:docPr descr="" title="" id="31" name="Picture"/>
                   <a:graphic>
                     <a:graphicData uri="http://schemas.openxmlformats.org/drawingml/2006/picture">
                       <pic:pic>
                         <pic:nvPicPr>
-                          <pic:cNvPr descr="/Applications/quarto/share/formats/docx/note.png" id="43" name="Picture"/>
+                          <pic:cNvPr descr="/Applications/quarto/share/formats/docx/note.png" id="32" name="Picture"/>
                           <pic:cNvPicPr>
                             <a:picLocks noChangeArrowheads="1" noChangeAspect="1"/>
                           </pic:cNvPicPr>
                         </pic:nvPicPr>
                         <pic:blipFill>
-                          <a:blip r:embed="rId21"/>
+                          <a:blip r:embed="rId10"/>
                           <a:stretch>
                             <a:fillRect/>
                           </a:stretch>
@@ -6886,7 +6972,7 @@
             <w:r>
               <w:t xml:space="preserve"> </w:t>
             </w:r>
-            <w:hyperlink r:id="rId20">
+            <w:hyperlink r:id="rId9">
               <w:r>
                 <w:rPr>
                   <w:rStyle w:val="Hyperlink"/>
@@ -6992,34 +7078,12 @@
                   </m:rPr>
                   <m:t>=</m:t>
                 </m:r>
-                <m:sSup>
-                  <m:e>
-                    <m:d>
-                      <m:dPr>
-                        <m:begChr m:val="("/>
-                        <m:sepChr m:val=""/>
-                        <m:endChr m:val=")"/>
-                        <m:grow/>
-                      </m:dPr>
-                      <m:e>
-                        <m:r>
-                          <m:rPr>
-                            <m:sty m:val="p"/>
-                          </m:rPr>
-                          <m:t>−</m:t>
-                        </m:r>
-                        <m:r>
-                          <m:t>10</m:t>
-                        </m:r>
-                      </m:e>
-                    </m:d>
-                  </m:e>
-                  <m:sup>
-                    <m:r>
-                      <m:t>2</m:t>
-                    </m:r>
-                  </m:sup>
-                </m:sSup>
+                <m:r>
+                  <m:rPr>
+                    <m:sty m:val="p"/>
+                  </m:rPr>
+                  <m:t>(</m:t>
+                </m:r>
                 <m:r>
                   <m:rPr>
                     <m:sty m:val="p"/>
@@ -7027,34 +7091,62 @@
                   <m:t>−</m:t>
                 </m:r>
                 <m:r>
+                  <m:t>10</m:t>
+                </m:r>
+                <m:sSup>
+                  <m:e>
+                    <m:r>
+                      <m:rPr>
+                        <m:sty m:val="p"/>
+                      </m:rPr>
+                      <m:t>)</m:t>
+                    </m:r>
+                  </m:e>
+                  <m:sup>
+                    <m:r>
+                      <m:t>2</m:t>
+                    </m:r>
+                  </m:sup>
+                </m:sSup>
+                <m:r>
+                  <m:rPr>
+                    <m:sty m:val="p"/>
+                  </m:rPr>
+                  <m:t>−</m:t>
+                </m:r>
+                <m:r>
                   <m:t>4</m:t>
                 </m:r>
-                <m:d>
-                  <m:dPr>
-                    <m:begChr m:val="("/>
-                    <m:sepChr m:val=""/>
-                    <m:endChr m:val=")"/>
-                    <m:grow/>
-                  </m:dPr>
-                  <m:e>
-                    <m:r>
-                      <m:t>1</m:t>
-                    </m:r>
-                  </m:e>
-                </m:d>
-                <m:d>
-                  <m:dPr>
-                    <m:begChr m:val="("/>
-                    <m:sepChr m:val=""/>
-                    <m:endChr m:val=")"/>
-                    <m:grow/>
-                  </m:dPr>
-                  <m:e>
-                    <m:r>
-                      <m:t>25</m:t>
-                    </m:r>
-                  </m:e>
-                </m:d>
+                <m:r>
+                  <m:rPr>
+                    <m:sty m:val="p"/>
+                  </m:rPr>
+                  <m:t>(</m:t>
+                </m:r>
+                <m:r>
+                  <m:t>1</m:t>
+                </m:r>
+                <m:r>
+                  <m:rPr>
+                    <m:sty m:val="p"/>
+                  </m:rPr>
+                  <m:t>)</m:t>
+                </m:r>
+                <m:r>
+                  <m:rPr>
+                    <m:sty m:val="p"/>
+                  </m:rPr>
+                  <m:t>(</m:t>
+                </m:r>
+                <m:r>
+                  <m:t>25</m:t>
+                </m:r>
+                <m:r>
+                  <m:rPr>
+                    <m:sty m:val="p"/>
+                  </m:rPr>
+                  <m:t>)</m:t>
+                </m:r>
                 <m:r>
                   <m:rPr>
                     <m:sty m:val="p"/>
@@ -7191,25 +7283,27 @@
                       </m:rPr>
                       <m:t>−</m:t>
                     </m:r>
-                    <m:d>
-                      <m:dPr>
-                        <m:begChr m:val="("/>
-                        <m:sepChr m:val=""/>
-                        <m:endChr m:val=")"/>
-                        <m:grow/>
-                      </m:dPr>
-                      <m:e>
-                        <m:r>
-                          <m:rPr>
-                            <m:sty m:val="p"/>
-                          </m:rPr>
-                          <m:t>−</m:t>
-                        </m:r>
-                        <m:r>
-                          <m:t>10</m:t>
-                        </m:r>
-                      </m:e>
-                    </m:d>
+                    <m:r>
+                      <m:rPr>
+                        <m:sty m:val="p"/>
+                      </m:rPr>
+                      <m:t>(</m:t>
+                    </m:r>
+                    <m:r>
+                      <m:rPr>
+                        <m:sty m:val="p"/>
+                      </m:rPr>
+                      <m:t>−</m:t>
+                    </m:r>
+                    <m:r>
+                      <m:t>10</m:t>
+                    </m:r>
+                    <m:r>
+                      <m:rPr>
+                        <m:sty m:val="p"/>
+                      </m:rPr>
+                      <m:t>)</m:t>
+                    </m:r>
                     <m:r>
                       <m:rPr>
                         <m:sty m:val="p"/>
@@ -7372,8 +7466,8 @@
         </w:tc>
       </w:tr>
     </w:tbl>
-    <w:bookmarkEnd w:id="44"/>
-    <w:bookmarkStart w:id="45" w:name="why-does-the-quadratic-formula-work"/>
+    <w:bookmarkEnd w:id="33"/>
+    <w:bookmarkStart w:id="34" w:name="why-does-the-quadratic-formula-work"/>
     <w:p>
       <w:pPr>
         <w:pStyle w:val="Heading1"/>
@@ -7452,7 +7546,7 @@
       <w:r>
         <w:t xml:space="preserve"> </w:t>
       </w:r>
-      <w:hyperlink r:id="rId24">
+      <w:hyperlink r:id="rId13">
         <w:r>
           <w:rPr>
             <w:rStyle w:val="Hyperlink"/>
@@ -7467,8 +7561,8 @@
         <w:t xml:space="preserve">for more.</w:t>
       </w:r>
     </w:p>
-    <w:bookmarkEnd w:id="45"/>
-    <w:bookmarkStart w:id="46" w:name="quick-check-problems"/>
+    <w:bookmarkEnd w:id="34"/>
+    <w:bookmarkStart w:id="35" w:name="quick-check-problems"/>
     <w:p>
       <w:pPr>
         <w:pStyle w:val="Heading1"/>
@@ -7711,8 +7805,8 @@
         <w:t xml:space="preserve">.</w:t>
       </w:r>
     </w:p>
-    <w:bookmarkEnd w:id="46"/>
-    <w:bookmarkStart w:id="51" w:name="further-reading"/>
+    <w:bookmarkEnd w:id="35"/>
+    <w:bookmarkStart w:id="40" w:name="further-reading"/>
     <w:p>
       <w:pPr>
         <w:pStyle w:val="Heading1"/>
@@ -7725,7 +7819,7 @@
       <w:pPr>
         <w:pStyle w:val="FirstParagraph"/>
       </w:pPr>
-      <w:hyperlink r:id="rId47">
+      <w:hyperlink r:id="rId36">
         <w:r>
           <w:rPr>
             <w:rStyle w:val="Hyperlink"/>
@@ -7741,7 +7835,7 @@
       <w:pPr>
         <w:pStyle w:val="BodyText"/>
       </w:pPr>
-      <w:hyperlink r:id="rId24">
+      <w:hyperlink r:id="rId13">
         <w:r>
           <w:rPr>
             <w:rStyle w:val="Hyperlink"/>
@@ -7757,7 +7851,7 @@
       <w:pPr>
         <w:pStyle w:val="BodyText"/>
       </w:pPr>
-      <w:hyperlink r:id="rId48">
+      <w:hyperlink r:id="rId37">
         <w:r>
           <w:rPr>
             <w:rStyle w:val="Hyperlink"/>
@@ -7769,7 +7863,7 @@
         <w:t xml:space="preserve">.</w:t>
       </w:r>
     </w:p>
-    <w:bookmarkStart w:id="50" w:name="version-history-and-licensing"/>
+    <w:bookmarkStart w:id="39" w:name="version-history-and-licensing"/>
     <w:p>
       <w:pPr>
         <w:pStyle w:val="Heading2"/>
@@ -7802,7 +7896,7 @@
       <w:pPr>
         <w:pStyle w:val="FirstParagraph"/>
       </w:pPr>
-      <w:hyperlink r:id="rId49">
+      <w:hyperlink r:id="rId38">
         <w:r>
           <w:rPr>
             <w:rStyle w:val="Hyperlink"/>
@@ -7811,8 +7905,8 @@
         </w:r>
       </w:hyperlink>
     </w:p>
-    <w:bookmarkEnd w:id="50"/>
-    <w:bookmarkEnd w:id="51"/>
+    <w:bookmarkEnd w:id="39"/>
+    <w:bookmarkEnd w:id="40"/>
     <w:sectPr>
       <w:pgSz w:h="15840" w:w="12240"/>
       <w:pgMar w:bottom="1440" w:footer="720" w:gutter="0" w:header="720" w:left="1440" w:right="1440" w:top="1440"/>
